--- a/paper/manuscript.docx
+++ b/paper/manuscript.docx
@@ -296,7 +296,7 @@
           <w:rFonts w:ascii="Times New Roman" w:hAnsi="Times New Roman"/>
           <w:sz w:val="22"/>
         </w:rPr>
-        <w:t>The complete system comprises: (1) two MyoWare 2.0 surface EMG sensors placed on the posterior forearm over ECRB and ECU muscles; (2) an Arduino Mega 2560 microcontroller performing real-time GRU inference; (3) five linear actuators connected to the InMoov hand's fingers via nylon string tendons; and (4) an HC-05 Bluetooth module for optional mobile calibration. The GRU model output (0–1 normalized force) maps directly to PWM values controlling actuator extension, providing continuous proportional grip force.</w:t>
+        <w:t>The system uses a split-processing architecture: (1) two MyoWare 2.0 surface EMG sensors placed on the posterior forearm over ECRB and ECU muscles; (2) an Arduino Mega 2560 microcontroller sampling both channels at 2,000 Hz via its 10-bit ADC and streaming raw values over USB serial; (3) a Raspberry Pi 3 (ARM Cortex-A53, 1.2 GHz) performing feature extraction and GRU inference in Python/PyTorch; (4) the Arduino receiving the predicted force value and mapping it to PWM signals driving five linear actuators connected to the InMoov hand's fingers via nylon string tendons; and (5) an HC-05 Bluetooth module for optional gain calibration. The GRU model output (0–1 normalized force) maps directly to PWM duty cycles, providing continuous proportional grip force. Total end-to-end latency is approximately 45–55 ms (20–25 Hz update rate), well within the 100–300 ms acceptable threshold for prosthetic force control.</w:t>
       </w:r>
     </w:p>
     <w:p>
@@ -3954,7 +3954,7 @@
           <w:rFonts w:ascii="Times New Roman" w:hAnsi="Times New Roman"/>
           <w:sz w:val="22"/>
         </w:rPr>
-        <w:t>For embedded deployment, the 23,809-parameter model requires approximately 93 KB in 32-bit float (stored in Flash via PROGMEM). Inference latency on the Arduino Mega 2560 at 16 MHz is estimated at 20–30 ms, enabling a 30–40 Hz update rate sufficient for proportional grip control.</w:t>
+        <w:t>For embedded deployment, the system uses a split-processing architecture. The Arduino Mega 2560 handles real-time ADC sampling (2,000 Hz, 2 channels) and PWM actuator control. The Raspberry Pi 3 (ARM Cortex-A53, 1.2 GHz, 1 GB RAM) runs Python/PyTorch for feature extraction (~2 ms) and GRU inference (~20–30 ms per 50-step sequence, corresponding to roughly 1 million MACs). The 23,809-parameter model requires only ~93 KB in 32-bit float—trivially small in the Pi's 1 GB RAM. Total end-to-end latency from EMG to actuator command is approximately 45–55 ms, yielding a 20–25 Hz update rate well below the 100–300 ms acceptable threshold for prosthetic force control. Total component cost is under $50.</w:t>
       </w:r>
     </w:p>
     <w:p>
